--- a/ind/docx/011.content.docx
+++ b/ind/docx/011.content.docx
@@ -218,18 +218,12 @@
         </w:rPr>
         <w:t xml:space="preserve"> himne adalah sebuah lagu </w:t>
       </w:r>
-      <w:hyperlink r:id="rId13">
-        <w:r>
-          <w:rPr>
-            <w:lang w:val="id_ID" w:bidi="id_ID"/>
-          </w:rPr>
-          <w:rPr>
-            <w:color w:val="0000EE"/>
-            <w:u w:val="single"/>
-          </w:rPr>
-          <w:t>pujian</w:t>
-        </w:r>
-      </w:hyperlink>
+      <w:r>
+        <w:rPr>
+          <w:lang w:val="id_ID" w:bidi="id_ID"/>
+        </w:rPr>
+        <w:t>pujian</w:t>
+      </w:r>
       <w:r>
         <w:rPr>
           <w:lang w:val="id_ID" w:bidi="id_ID"/>
@@ -238,7 +232,6 @@
       </w:r>
       <w:r>
         <w:rPr>
-          <w:b/>
           <w:lang w:val="id_ID" w:bidi="id_ID"/>
         </w:rPr>
         <w:t>orang-orang</w:t>
@@ -249,18 +242,12 @@
         </w:rPr>
         <w:t xml:space="preserve"> Yahudi biasanya meniru kitab-kitab mazmur. orang-orang Yahudi menyanyikan puji-pujian kepada Allah ketika mereka bertemu bersama di </w:t>
       </w:r>
-      <w:hyperlink r:id="rId14">
-        <w:r>
-          <w:rPr>
-            <w:lang w:val="id_ID" w:bidi="id_ID"/>
-          </w:rPr>
-          <w:rPr>
-            <w:color w:val="0000EE"/>
-            <w:u w:val="single"/>
-          </w:rPr>
-          <w:t>sinagoge</w:t>
-        </w:r>
-      </w:hyperlink>
+      <w:r>
+        <w:rPr>
+          <w:lang w:val="id_ID" w:bidi="id_ID"/>
+        </w:rPr>
+        <w:t>sinagoge</w:t>
+      </w:r>
       <w:r>
         <w:rPr>
           <w:lang w:val="id_ID" w:bidi="id_ID"/>
@@ -269,7 +256,6 @@
       </w:r>
       <w:r>
         <w:rPr>
-          <w:b/>
           <w:lang w:val="id_ID" w:bidi="id_ID"/>
         </w:rPr>
         <w:t>para murid</w:t>
@@ -328,18 +314,12 @@
         </w:rPr>
         <w:t xml:space="preserve">Orang-orang </w:t>
       </w:r>
-      <w:hyperlink r:id="rId15">
-        <w:r>
-          <w:rPr>
-            <w:lang w:val="id_ID" w:bidi="id_ID"/>
-          </w:rPr>
-          <w:rPr>
-            <w:color w:val="0000EE"/>
-            <w:u w:val="single"/>
-          </w:rPr>
-          <w:t>Israel</w:t>
-        </w:r>
-      </w:hyperlink>
+      <w:r>
+        <w:rPr>
+          <w:lang w:val="id_ID" w:bidi="id_ID"/>
+        </w:rPr>
+        <w:t>Israel</w:t>
+      </w:r>
       <w:r>
         <w:rPr>
           <w:lang w:val="id_ID" w:bidi="id_ID"/>
@@ -428,18 +408,12 @@
         </w:rPr>
         <w:t xml:space="preserve"> adalah sekelompok besar prajurit Romawi — lebih dari enam ribu prajurit. Dalam kisah di mana </w:t>
       </w:r>
-      <w:hyperlink r:id="rId16">
-        <w:r>
-          <w:rPr>
-            <w:lang w:val="id_ID" w:bidi="id_ID"/>
-          </w:rPr>
-          <w:rPr>
-            <w:color w:val="0000EE"/>
-            <w:u w:val="single"/>
-          </w:rPr>
-          <w:t>setan</w:t>
-        </w:r>
-      </w:hyperlink>
+      <w:r>
+        <w:rPr>
+          <w:lang w:val="id_ID" w:bidi="id_ID"/>
+        </w:rPr>
+        <w:t>setan</w:t>
+      </w:r>
       <w:r>
         <w:rPr>
           <w:lang w:val="id_ID" w:bidi="id_ID"/>
